--- a/templates/rozp_template.docx
+++ b/templates/rozp_template.docx
@@ -12,8 +12,8 @@
           <w14:ligatures w14:val="none"/>
         </w:rPr>
       </w:pPr>
-      <w:bookmarkStart w:id="0" w:name="_Hlk212801334"/>
-      <w:bookmarkStart w:id="1" w:name="_Hlk194571078"/>
+      <w:bookmarkStart w:id="0" w:name="_Hlk194571078"/>
+      <w:bookmarkStart w:id="1" w:name="_Hlk212801334"/>
       <w:r>
         <w:rPr>
           <w:rFonts w:ascii="Times New Roman" w:eastAsia="Calibri" w:hAnsi="Times New Roman" w:cs="Times New Roman"/>
@@ -136,7 +136,7 @@
         <w:rPr>
           <w:rFonts w:ascii="Times New Roman" w:eastAsia="Calibri" w:hAnsi="Times New Roman" w:cs="Times New Roman"/>
         </w:rPr>
-        <w:t>ЧАПЛИНЕ</w:t>
+        <w:t>ВЕЛИКІ ХУТОРИ</w:t>
       </w:r>
       <w:r>
         <w:rPr>
@@ -318,7 +318,16 @@
           <w:sz w:val="20"/>
           <w:szCs w:val="20"/>
         </w:rPr>
-        <w:t>З метою виконання бойового розпорядження командира 4 ШБ</w:t>
+        <w:t xml:space="preserve">З </w:t>
+      </w:r>
+      <w:r>
+        <w:rPr>
+          <w:rFonts w:ascii="Times New Roman" w:eastAsia="Calibri" w:hAnsi="Times New Roman" w:cs="Times New Roman"/>
+          <w:spacing w:val="-6"/>
+          <w:sz w:val="20"/>
+          <w:szCs w:val="20"/>
+        </w:rPr>
+        <w:t>метою ведення бойових дій, виконання бойових та спеціальних завдань, контролю (перевірки) стану справ в підрозділі, виконання заходів з безпеки військової діяльності, виконання завдань з вогневого ураження противника, відбиття штурмових дій противника, готовності підрозділів до виконання визначених бойових (спеціальних) завдань щодо відсічі збройної агресії з боку російської федерації та виконання бойового розпорядження командира 4 штурмового батальйону</w:t>
       </w:r>
       <w:r>
         <w:rPr>
@@ -348,6 +357,7 @@
         </w:rPr>
         <w:t>{{</w:t>
       </w:r>
+      <w:proofErr w:type="spellStart"/>
       <w:r>
         <w:rPr>
           <w:rFonts w:ascii="Times New Roman" w:eastAsia="Calibri" w:hAnsi="Times New Roman" w:cs="Times New Roman"/>
@@ -357,6 +367,7 @@
         </w:rPr>
         <w:t>бр</w:t>
       </w:r>
+      <w:proofErr w:type="spellEnd"/>
       <w:r>
         <w:rPr>
           <w:rFonts w:ascii="Times New Roman" w:eastAsia="Calibri" w:hAnsi="Times New Roman" w:cs="Times New Roman"/>
@@ -386,6 +397,7 @@
         </w:rPr>
         <w:t>{{</w:t>
       </w:r>
+      <w:proofErr w:type="spellStart"/>
       <w:r>
         <w:rPr>
           <w:rFonts w:ascii="Times New Roman" w:eastAsia="Calibri" w:hAnsi="Times New Roman" w:cs="Times New Roman"/>
@@ -395,6 +407,7 @@
         </w:rPr>
         <w:t>дата_бр</w:t>
       </w:r>
+      <w:proofErr w:type="spellEnd"/>
       <w:r>
         <w:rPr>
           <w:rFonts w:ascii="Times New Roman" w:eastAsia="Calibri" w:hAnsi="Times New Roman" w:cs="Times New Roman"/>
@@ -460,7 +473,7 @@
       <w:pPr>
         <w:pStyle w:val="21"/>
         <w:spacing w:after="0" w:line="240" w:lineRule="auto"/>
-        <w:ind w:firstLine="709"/>
+        <w:ind w:left="0" w:firstLine="709"/>
         <w:jc w:val="both"/>
         <w:rPr>
           <w:rFonts w:ascii="Times New Roman" w:eastAsia="Calibri" w:hAnsi="Times New Roman" w:cs="Times New Roman"/>
@@ -481,6 +494,7 @@
         </w:rPr>
         <w:t>&lt;&lt;</w:t>
       </w:r>
+      <w:proofErr w:type="spellStart"/>
       <w:r>
         <w:rPr>
           <w:rFonts w:ascii="Times New Roman" w:eastAsia="Calibri" w:hAnsi="Times New Roman" w:cs="Times New Roman"/>
@@ -493,6 +507,7 @@
         </w:rPr>
         <w:t>Дата_виконання</w:t>
       </w:r>
+      <w:proofErr w:type="spellEnd"/>
       <w:r>
         <w:rPr>
           <w:rFonts w:ascii="Times New Roman" w:eastAsia="Calibri" w:hAnsi="Times New Roman" w:cs="Times New Roman"/>
@@ -575,7 +590,7 @@
           <w:lang w:eastAsia="en-US" w:bidi="ar-SA"/>
           <w14:ligatures w14:val="standardContextual"/>
         </w:rPr>
-        <w:t xml:space="preserve"> сформувати групу евакуації та резервну групу</w:t>
+        <w:t xml:space="preserve"> сформувати </w:t>
       </w:r>
       <w:r>
         <w:rPr>
@@ -587,7 +602,7 @@
           <w:lang w:eastAsia="en-US" w:bidi="ar-SA"/>
           <w14:ligatures w14:val="standardContextual"/>
         </w:rPr>
-        <w:t xml:space="preserve"> та тримати їх в готовності до виконання завдань, п</w:t>
+        <w:t xml:space="preserve">та тримати в готовності </w:t>
       </w:r>
       <w:r>
         <w:rPr>
@@ -599,6 +614,90 @@
           <w:lang w:eastAsia="en-US" w:bidi="ar-SA"/>
           <w14:ligatures w14:val="standardContextual"/>
         </w:rPr>
+        <w:t>груп</w:t>
+      </w:r>
+      <w:r>
+        <w:rPr>
+          <w:rFonts w:ascii="Times New Roman" w:eastAsia="Calibri" w:hAnsi="Times New Roman" w:cs="Times New Roman"/>
+          <w:spacing w:val="-6"/>
+          <w:kern w:val="2"/>
+          <w:sz w:val="20"/>
+          <w:szCs w:val="20"/>
+          <w:lang w:eastAsia="en-US" w:bidi="ar-SA"/>
+          <w14:ligatures w14:val="standardContextual"/>
+        </w:rPr>
+        <w:t>и</w:t>
+      </w:r>
+      <w:r>
+        <w:rPr>
+          <w:rFonts w:ascii="Times New Roman" w:eastAsia="Calibri" w:hAnsi="Times New Roman" w:cs="Times New Roman"/>
+          <w:spacing w:val="-6"/>
+          <w:kern w:val="2"/>
+          <w:sz w:val="20"/>
+          <w:szCs w:val="20"/>
+          <w:lang w:eastAsia="en-US" w:bidi="ar-SA"/>
+          <w14:ligatures w14:val="standardContextual"/>
+        </w:rPr>
+        <w:t xml:space="preserve"> до виконання завдань</w:t>
+      </w:r>
+      <w:r>
+        <w:rPr>
+          <w:rFonts w:ascii="Times New Roman" w:eastAsia="Calibri" w:hAnsi="Times New Roman" w:cs="Times New Roman"/>
+          <w:spacing w:val="-6"/>
+          <w:kern w:val="2"/>
+          <w:sz w:val="20"/>
+          <w:szCs w:val="20"/>
+          <w:lang w:eastAsia="en-US" w:bidi="ar-SA"/>
+          <w14:ligatures w14:val="standardContextual"/>
+        </w:rPr>
+        <w:t xml:space="preserve"> </w:t>
+      </w:r>
+      <w:r>
+        <w:rPr>
+          <w:rFonts w:ascii="Times New Roman" w:eastAsia="Calibri" w:hAnsi="Times New Roman" w:cs="Times New Roman"/>
+          <w:spacing w:val="-6"/>
+          <w:kern w:val="2"/>
+          <w:sz w:val="20"/>
+          <w:szCs w:val="20"/>
+          <w:lang w:eastAsia="en-US" w:bidi="ar-SA"/>
+          <w14:ligatures w14:val="standardContextual"/>
+        </w:rPr>
+        <w:t>групу евакуації та резервн</w:t>
+      </w:r>
+      <w:r>
+        <w:rPr>
+          <w:rFonts w:ascii="Times New Roman" w:eastAsia="Calibri" w:hAnsi="Times New Roman" w:cs="Times New Roman"/>
+          <w:spacing w:val="-6"/>
+          <w:kern w:val="2"/>
+          <w:sz w:val="20"/>
+          <w:szCs w:val="20"/>
+          <w:lang w:eastAsia="en-US" w:bidi="ar-SA"/>
+          <w14:ligatures w14:val="standardContextual"/>
+        </w:rPr>
+        <w:t>і</w:t>
+      </w:r>
+      <w:r>
+        <w:rPr>
+          <w:rFonts w:ascii="Times New Roman" w:eastAsia="Calibri" w:hAnsi="Times New Roman" w:cs="Times New Roman"/>
+          <w:spacing w:val="-6"/>
+          <w:kern w:val="2"/>
+          <w:sz w:val="20"/>
+          <w:szCs w:val="20"/>
+          <w:lang w:eastAsia="en-US" w:bidi="ar-SA"/>
+          <w14:ligatures w14:val="standardContextual"/>
+        </w:rPr>
+        <w:t>, п</w:t>
+      </w:r>
+      <w:r>
+        <w:rPr>
+          <w:rFonts w:ascii="Times New Roman" w:eastAsia="Calibri" w:hAnsi="Times New Roman" w:cs="Times New Roman"/>
+          <w:spacing w:val="-6"/>
+          <w:kern w:val="2"/>
+          <w:sz w:val="20"/>
+          <w:szCs w:val="20"/>
+          <w:lang w:eastAsia="en-US" w:bidi="ar-SA"/>
+          <w14:ligatures w14:val="standardContextual"/>
+        </w:rPr>
         <w:t xml:space="preserve">ризначити відповідальних за кожну групу, </w:t>
       </w:r>
       <w:r>
@@ -647,7 +746,7 @@
           <w:lang w:eastAsia="en-US" w:bidi="ar-SA"/>
           <w14:ligatures w14:val="standardContextual"/>
         </w:rPr>
-        <w:t>забезпечити недопущення просування противника між позиціями у напрямку від</w:t>
+        <w:t>забезпечити недопущення просування противника між позиціями</w:t>
       </w:r>
       <w:r>
         <w:rPr>
@@ -659,7 +758,7 @@
           <w:lang w:eastAsia="en-US" w:bidi="ar-SA"/>
           <w14:ligatures w14:val="standardContextual"/>
         </w:rPr>
-        <w:t xml:space="preserve"> </w:t>
+        <w:t xml:space="preserve">, </w:t>
       </w:r>
       <w:r>
         <w:rPr>
@@ -671,7 +770,7 @@
           <w:lang w:eastAsia="en-US" w:bidi="ar-SA"/>
           <w14:ligatures w14:val="standardContextual"/>
         </w:rPr>
-        <w:t>орієнтира «ДОРІ» до н.п. ВЕРБОВЕ</w:t>
+        <w:t>організувати спостереження, патрулювання і контроль підходів</w:t>
       </w:r>
       <w:r>
         <w:rPr>
@@ -683,7 +782,7 @@
           <w:lang w:eastAsia="en-US" w:bidi="ar-SA"/>
           <w14:ligatures w14:val="standardContextual"/>
         </w:rPr>
-        <w:t xml:space="preserve">, </w:t>
+        <w:t>, п</w:t>
       </w:r>
       <w:r>
         <w:rPr>
@@ -695,8 +794,9 @@
           <w:lang w:eastAsia="en-US" w:bidi="ar-SA"/>
           <w14:ligatures w14:val="standardContextual"/>
         </w:rPr>
-        <w:t>організувати спостереження, патрулювання і контроль підходів</w:t>
-      </w:r>
+        <w:t xml:space="preserve">ровести підготовку груп закріплення, провести </w:t>
+      </w:r>
+      <w:proofErr w:type="spellStart"/>
       <w:r>
         <w:rPr>
           <w:rFonts w:ascii="Times New Roman" w:eastAsia="Calibri" w:hAnsi="Times New Roman" w:cs="Times New Roman"/>
@@ -707,8 +807,9 @@
           <w:lang w:eastAsia="en-US" w:bidi="ar-SA"/>
           <w14:ligatures w14:val="standardContextual"/>
         </w:rPr>
-        <w:t>, п</w:t>
-      </w:r>
+        <w:t>дорозвідку</w:t>
+      </w:r>
+      <w:proofErr w:type="spellEnd"/>
       <w:r>
         <w:rPr>
           <w:rFonts w:ascii="Times New Roman" w:eastAsia="Calibri" w:hAnsi="Times New Roman" w:cs="Times New Roman"/>
@@ -719,7 +820,7 @@
           <w:lang w:eastAsia="en-US" w:bidi="ar-SA"/>
           <w14:ligatures w14:val="standardContextual"/>
         </w:rPr>
-        <w:t>ровести підготовку груп закріплення, провести дорозвідку району виконання завдань та</w:t>
+        <w:t xml:space="preserve"> району виконання завдань та</w:t>
       </w:r>
       <w:r>
         <w:rPr>
@@ -901,7 +1002,7 @@
         <w:t>{{ROP1}}</w:t>
       </w:r>
     </w:p>
-    <w:bookmarkEnd w:id="1"/>
+    <w:bookmarkEnd w:id="0"/>
     <w:p>
       <w:pPr>
         <w:spacing w:after="0" w:line="240" w:lineRule="auto"/>
@@ -1594,7 +1695,27 @@
           <w:sz w:val="20"/>
           <w:szCs w:val="20"/>
         </w:rPr>
-        <w:t xml:space="preserve">Підтримувати готовність евакуаційного транспортного засобу (перевірка техстану перед виїздом), </w:t>
+        <w:t xml:space="preserve">Підтримувати готовність евакуаційного транспортного засобу (перевірка </w:t>
+      </w:r>
+      <w:proofErr w:type="spellStart"/>
+      <w:r>
+        <w:rPr>
+          <w:rFonts w:ascii="Times New Roman" w:eastAsia="Calibri" w:hAnsi="Times New Roman" w:cs="Times New Roman"/>
+          <w:spacing w:val="-6"/>
+          <w:sz w:val="20"/>
+          <w:szCs w:val="20"/>
+        </w:rPr>
+        <w:t>техстану</w:t>
+      </w:r>
+      <w:proofErr w:type="spellEnd"/>
+      <w:r>
+        <w:rPr>
+          <w:rFonts w:ascii="Times New Roman" w:eastAsia="Calibri" w:hAnsi="Times New Roman" w:cs="Times New Roman"/>
+          <w:spacing w:val="-6"/>
+          <w:sz w:val="20"/>
+          <w:szCs w:val="20"/>
+        </w:rPr>
+        <w:t xml:space="preserve"> перед виїздом), </w:t>
       </w:r>
       <w:r>
         <w:rPr>
@@ -1937,16 +2058,26 @@
           <w:sz w:val="20"/>
           <w:szCs w:val="20"/>
         </w:rPr>
-        <w:t xml:space="preserve">Перед початком виконання визначених завдань, провести інструктаж з особовим складом щодо дотримання заходів безпеки, правил поводження зі зброєю, заборону перебування без засобів захисту (бронежилет та каска кевларова). До складу груп закріплення включати вмотивований особовий склад із числа добровольців, які мають високий рівень морально-психологічного стану та здатні виконувати бойові завдання у складній обстановці (з </w:t>
-      </w:r>
-      <w:r>
-        <w:rPr>
-          <w:rFonts w:ascii="Times New Roman" w:eastAsia="Calibri" w:hAnsi="Times New Roman" w:cs="Times New Roman"/>
-          <w:sz w:val="20"/>
-          <w:szCs w:val="20"/>
-        </w:rPr>
         <w:lastRenderedPageBreak/>
-        <w:t>ймовірними втратами особового складу). Приймати власні рішення щодо складу сил і засобів, способів дій та маршрут</w:t>
+        <w:t xml:space="preserve">Перед початком виконання визначених завдань, провести інструктаж з особовим складом щодо дотримання заходів безпеки, правил поводження зі зброєю, заборону перебування без засобів захисту (бронежилет та каска </w:t>
+      </w:r>
+      <w:proofErr w:type="spellStart"/>
+      <w:r>
+        <w:rPr>
+          <w:rFonts w:ascii="Times New Roman" w:eastAsia="Calibri" w:hAnsi="Times New Roman" w:cs="Times New Roman"/>
+          <w:sz w:val="20"/>
+          <w:szCs w:val="20"/>
+        </w:rPr>
+        <w:t>кевларова</w:t>
+      </w:r>
+      <w:proofErr w:type="spellEnd"/>
+      <w:r>
+        <w:rPr>
+          <w:rFonts w:ascii="Times New Roman" w:eastAsia="Calibri" w:hAnsi="Times New Roman" w:cs="Times New Roman"/>
+          <w:sz w:val="20"/>
+          <w:szCs w:val="20"/>
+        </w:rPr>
+        <w:t>). До складу груп закріплення включати вмотивований особовий склад із числа добровольців, які мають високий рівень морально-психологічного стану та здатні виконувати бойові завдання у складній обстановці (з ймовірними втратами особового складу). Приймати власні рішення щодо складу сил і засобів, способів дій та маршрут</w:t>
       </w:r>
       <w:r>
         <w:rPr>
@@ -2066,7 +2197,27 @@
           <w:sz w:val="20"/>
           <w:szCs w:val="20"/>
         </w:rPr>
-        <w:t>Координація пересування транспорту роти, забезпечення працездатності техніки, забезпечити безперебійну роботу транспорту, у разі необхідності забезпечити підвоз резерву, БК, провізії до передових позицій, проводити передрейсові огляди ТЗ, підтримувати порядок та чистоту в техніці, виконувати перевезення особового складу та вантажів за розпорядженням, повідомляти про потреби в паливі та ремонті.</w:t>
+        <w:t xml:space="preserve">Координація пересування транспорту роти, забезпечення працездатності техніки, забезпечити безперебійну роботу транспорту, у разі необхідності забезпечити підвоз резерву, БК, провізії до передових позицій, проводити </w:t>
+      </w:r>
+      <w:proofErr w:type="spellStart"/>
+      <w:r>
+        <w:rPr>
+          <w:rFonts w:ascii="Times New Roman" w:eastAsia="Calibri" w:hAnsi="Times New Roman" w:cs="Times New Roman"/>
+          <w:spacing w:val="-6"/>
+          <w:sz w:val="20"/>
+          <w:szCs w:val="20"/>
+        </w:rPr>
+        <w:t>передрейсові</w:t>
+      </w:r>
+      <w:proofErr w:type="spellEnd"/>
+      <w:r>
+        <w:rPr>
+          <w:rFonts w:ascii="Times New Roman" w:eastAsia="Calibri" w:hAnsi="Times New Roman" w:cs="Times New Roman"/>
+          <w:spacing w:val="-6"/>
+          <w:sz w:val="20"/>
+          <w:szCs w:val="20"/>
+        </w:rPr>
+        <w:t xml:space="preserve"> огляди ТЗ, підтримувати порядок та чистоту в техніці, виконувати перевезення особового складу та вантажів за розпорядженням, повідомляти про потреби в паливі та ремонті.</w:t>
       </w:r>
     </w:p>
     <w:p>
@@ -2259,7 +2410,27 @@
           <w:sz w:val="20"/>
           <w:szCs w:val="20"/>
         </w:rPr>
-        <w:t>, забезпечувати працездатність засобів зв’язку, тримати заряджені джерела живлення та кабелі, фіксувати повідомлення у робочому зошиті чергового, повідомляти про збої чергового КСП та начальника зв’язку батальйону, дотримуватися процедур передачі повідомлень, забезпечувати чергування у встановлені години</w:t>
+        <w:t xml:space="preserve">, забезпечувати працездатність засобів зв’язку, тримати заряджені джерела живлення та кабелі, фіксувати повідомлення у робочому зошиті чергового, повідомляти про </w:t>
+      </w:r>
+      <w:proofErr w:type="spellStart"/>
+      <w:r>
+        <w:rPr>
+          <w:rFonts w:ascii="Times New Roman" w:eastAsia="Calibri" w:hAnsi="Times New Roman" w:cs="Times New Roman"/>
+          <w:spacing w:val="-6"/>
+          <w:sz w:val="20"/>
+          <w:szCs w:val="20"/>
+        </w:rPr>
+        <w:t>збої</w:t>
+      </w:r>
+      <w:proofErr w:type="spellEnd"/>
+      <w:r>
+        <w:rPr>
+          <w:rFonts w:ascii="Times New Roman" w:eastAsia="Calibri" w:hAnsi="Times New Roman" w:cs="Times New Roman"/>
+          <w:spacing w:val="-6"/>
+          <w:sz w:val="20"/>
+          <w:szCs w:val="20"/>
+        </w:rPr>
+        <w:t xml:space="preserve"> чергового КСП та начальника зв’язку батальйону, дотримуватися процедур передачі повідомлень, забезпечувати чергування у встановлені години</w:t>
       </w:r>
     </w:p>
     <w:p>
@@ -2780,6 +2951,7 @@
         </w:rPr>
         <w:t>&lt;&lt;</w:t>
       </w:r>
+      <w:proofErr w:type="spellStart"/>
       <w:r>
         <w:rPr>
           <w:rFonts w:ascii="Times New Roman" w:eastAsia="Calibri" w:hAnsi="Times New Roman" w:cs="Times New Roman"/>
@@ -2789,6 +2961,7 @@
         </w:rPr>
         <w:t>Дата_виконання</w:t>
       </w:r>
+      <w:proofErr w:type="spellEnd"/>
       <w:r>
         <w:rPr>
           <w:rFonts w:ascii="Times New Roman" w:eastAsia="Calibri" w:hAnsi="Times New Roman" w:cs="Times New Roman"/>
@@ -2898,7 +3071,7 @@
         <w:t>АРКУШ ДОВЕДЕННЯ</w:t>
       </w:r>
     </w:p>
-    <w:bookmarkEnd w:id="0"/>
+    <w:bookmarkEnd w:id="1"/>
     <w:p>
       <w:pPr>
         <w:tabs>
